--- a/docs/developpement/phases/word/PHASE_64_LE_STADE_EN_DIRECT_SANS_FILE_DATTENTE_ALERTES_UTILES_PENDANT_LES_VENTE.docx
+++ b/docs/developpement/phases/word/PHASE_64_LE_STADE_EN_DIRECT_SANS_FILE_DATTENTE_ALERTES_UTILES_PENDANT_LES_VENTE.docx
@@ -20,7 +20,7 @@
       <w:r>
         <w:t xml:space="preserve">FlaiX Expert · dossier de développement · généré le 2026-10-19 depuis le dépôt </w:t>
       </w:r>
-      <w:hyperlink w:history="1" r:id="rIdcumukppjovyvjrb34cuqy">
+      <w:hyperlink w:history="1" r:id="rIdnfulrmdfgxhjakxmyjw7t">
         <w:r>
           <w:rPr>
             <w:rStyle w:val="Hyperlink"/>
@@ -617,7 +617,7 @@
           <w:numId w:val="2"/>
         </w:numPr>
       </w:pPr>
-      <w:hyperlink w:history="1" r:id="rIdg4gacotsa2aeqgqto6xrg">
+      <w:hyperlink w:history="1" r:id="rIdx1t1jpqn8s8gglm-sa-kk">
         <w:r>
           <w:rPr>
             <w:rStyle w:val="Hyperlink"/>
@@ -665,7 +665,7 @@
       <w:r>
         <w:t xml:space="preserve"> — modifié — </w:t>
       </w:r>
-      <w:hyperlink w:history="1" r:id="rIdknwcsxoxu80xrrc6qpv4b">
+      <w:hyperlink w:history="1" r:id="rId0nsoui25rphtlvdhqw0it">
         <w:r>
           <w:rPr>
             <w:rStyle w:val="Hyperlink"/>
@@ -694,7 +694,7 @@
       <w:r>
         <w:t xml:space="preserve"> — modifié — </w:t>
       </w:r>
-      <w:hyperlink w:history="1" r:id="rId9eccsybu-tmmu97dmiyub">
+      <w:hyperlink w:history="1" r:id="rIdq-yxwoajrngkh8a5hd-d6">
         <w:r>
           <w:rPr>
             <w:rStyle w:val="Hyperlink"/>
@@ -731,7 +731,7 @@
       <w:r>
         <w:t xml:space="preserve"> — modifié — </w:t>
       </w:r>
-      <w:hyperlink w:history="1" r:id="rIdiqk8hcrwhb1rydrshrre4">
+      <w:hyperlink w:history="1" r:id="rIdiyt1_vbik3f5ybepsc_0x">
         <w:r>
           <w:rPr>
             <w:rStyle w:val="Hyperlink"/>
@@ -768,7 +768,7 @@
       <w:r>
         <w:t xml:space="preserve"> — modifié — </w:t>
       </w:r>
-      <w:hyperlink w:history="1" r:id="rIddt0qncdvcctehldmlret-">
+      <w:hyperlink w:history="1" r:id="rIdk9klciu6rkgnykjgekfr1">
         <w:r>
           <w:rPr>
             <w:rStyle w:val="Hyperlink"/>
@@ -803,16 +803,8 @@
         <w:t xml:space="preserve">apps/web/src/pages/resultats/PlanStade.test.tsx</w:t>
       </w:r>
       <w:r>
-        <w:t xml:space="preserve"> — modifié — </w:t>
-      </w:r>
-      <w:hyperlink w:history="1" r:id="rIdpqh25fg-m3lb612dcvaed">
-        <w:r>
-          <w:rPr>
-            <w:rStyle w:val="Hyperlink"/>
-          </w:rPr>
-          <w:t xml:space="preserve">voir sur GitHub</w:t>
-        </w:r>
-      </w:hyperlink>
+        <w:t xml:space="preserve"> — modifié (n'existe plus)</w:t>
+      </w:r>
     </w:p>
     <w:p>
       <w:pPr>
@@ -834,7 +826,7 @@
       <w:r>
         <w:t xml:space="preserve"> — modifié — </w:t>
       </w:r>
-      <w:hyperlink w:history="1" r:id="rIdmwiunu22vzpk3oqyfdp64">
+      <w:hyperlink w:history="1" r:id="rIdg0lxj2gq2jmmmkathkczt">
         <w:r>
           <w:rPr>
             <w:rStyle w:val="Hyperlink"/>

--- a/docs/developpement/phases/word/PHASE_64_LE_STADE_EN_DIRECT_SANS_FILE_DATTENTE_ALERTES_UTILES_PENDANT_LES_VENTE.docx
+++ b/docs/developpement/phases/word/PHASE_64_LE_STADE_EN_DIRECT_SANS_FILE_DATTENTE_ALERTES_UTILES_PENDANT_LES_VENTE.docx
@@ -20,7 +20,7 @@
       <w:r>
         <w:t xml:space="preserve">FlaiX Expert · dossier de développement · généré le 2026-10-19 depuis le dépôt </w:t>
       </w:r>
-      <w:hyperlink w:history="1" r:id="rIdnfulrmdfgxhjakxmyjw7t">
+      <w:hyperlink w:history="1" r:id="rIdo1olgmrwrx1zz9xec5dgh">
         <w:r>
           <w:rPr>
             <w:rStyle w:val="Hyperlink"/>
@@ -617,7 +617,7 @@
           <w:numId w:val="2"/>
         </w:numPr>
       </w:pPr>
-      <w:hyperlink w:history="1" r:id="rIdx1t1jpqn8s8gglm-sa-kk">
+      <w:hyperlink w:history="1" r:id="rIderkv0jh3iqmfiwvrb_2k9">
         <w:r>
           <w:rPr>
             <w:rStyle w:val="Hyperlink"/>
@@ -665,7 +665,7 @@
       <w:r>
         <w:t xml:space="preserve"> — modifié — </w:t>
       </w:r>
-      <w:hyperlink w:history="1" r:id="rId0nsoui25rphtlvdhqw0it">
+      <w:hyperlink w:history="1" r:id="rIdupgtsvkqnvh_ok_txjhkv">
         <w:r>
           <w:rPr>
             <w:rStyle w:val="Hyperlink"/>
@@ -694,7 +694,7 @@
       <w:r>
         <w:t xml:space="preserve"> — modifié — </w:t>
       </w:r>
-      <w:hyperlink w:history="1" r:id="rIdq-yxwoajrngkh8a5hd-d6">
+      <w:hyperlink w:history="1" r:id="rIdjuhz93mvccodpvxvk4dqr">
         <w:r>
           <w:rPr>
             <w:rStyle w:val="Hyperlink"/>
@@ -731,7 +731,7 @@
       <w:r>
         <w:t xml:space="preserve"> — modifié — </w:t>
       </w:r>
-      <w:hyperlink w:history="1" r:id="rIdiyt1_vbik3f5ybepsc_0x">
+      <w:hyperlink w:history="1" r:id="rId9pynagfqmjsyus5tjivfg">
         <w:r>
           <w:rPr>
             <w:rStyle w:val="Hyperlink"/>
@@ -768,7 +768,7 @@
       <w:r>
         <w:t xml:space="preserve"> — modifié — </w:t>
       </w:r>
-      <w:hyperlink w:history="1" r:id="rIdk9klciu6rkgnykjgekfr1">
+      <w:hyperlink w:history="1" r:id="rIddoxbjtbnx-k_dva4sxt7d">
         <w:r>
           <w:rPr>
             <w:rStyle w:val="Hyperlink"/>
@@ -826,7 +826,7 @@
       <w:r>
         <w:t xml:space="preserve"> — modifié — </w:t>
       </w:r>
-      <w:hyperlink w:history="1" r:id="rIdg0lxj2gq2jmmmkathkczt">
+      <w:hyperlink w:history="1" r:id="rIdrvglo515ffvq5mutgfj52">
         <w:r>
           <w:rPr>
             <w:rStyle w:val="Hyperlink"/>

--- a/docs/developpement/phases/word/PHASE_64_LE_STADE_EN_DIRECT_SANS_FILE_DATTENTE_ALERTES_UTILES_PENDANT_LES_VENTE.docx
+++ b/docs/developpement/phases/word/PHASE_64_LE_STADE_EN_DIRECT_SANS_FILE_DATTENTE_ALERTES_UTILES_PENDANT_LES_VENTE.docx
@@ -20,7 +20,7 @@
       <w:r>
         <w:t xml:space="preserve">FlaiX Expert · dossier de développement · généré le 2026-10-19 depuis le dépôt </w:t>
       </w:r>
-      <w:hyperlink w:history="1" r:id="rIdo1olgmrwrx1zz9xec5dgh">
+      <w:hyperlink w:history="1" r:id="rIdrvxaue5trg4dd68-q6qhg">
         <w:r>
           <w:rPr>
             <w:rStyle w:val="Hyperlink"/>
@@ -617,7 +617,7 @@
           <w:numId w:val="2"/>
         </w:numPr>
       </w:pPr>
-      <w:hyperlink w:history="1" r:id="rIderkv0jh3iqmfiwvrb_2k9">
+      <w:hyperlink w:history="1" r:id="rId-s5rknjx_wynolb5ayngn">
         <w:r>
           <w:rPr>
             <w:rStyle w:val="Hyperlink"/>
@@ -665,7 +665,7 @@
       <w:r>
         <w:t xml:space="preserve"> — modifié — </w:t>
       </w:r>
-      <w:hyperlink w:history="1" r:id="rIdupgtsvkqnvh_ok_txjhkv">
+      <w:hyperlink w:history="1" r:id="rIdaju0myf6dat3lizmasec-">
         <w:r>
           <w:rPr>
             <w:rStyle w:val="Hyperlink"/>
@@ -694,7 +694,7 @@
       <w:r>
         <w:t xml:space="preserve"> — modifié — </w:t>
       </w:r>
-      <w:hyperlink w:history="1" r:id="rIdjuhz93mvccodpvxvk4dqr">
+      <w:hyperlink w:history="1" r:id="rIda-p09py90ij-ibrdujelg">
         <w:r>
           <w:rPr>
             <w:rStyle w:val="Hyperlink"/>
@@ -731,7 +731,7 @@
       <w:r>
         <w:t xml:space="preserve"> — modifié — </w:t>
       </w:r>
-      <w:hyperlink w:history="1" r:id="rId9pynagfqmjsyus5tjivfg">
+      <w:hyperlink w:history="1" r:id="rIdddy5hf_ufmhqovfkyjxxb">
         <w:r>
           <w:rPr>
             <w:rStyle w:val="Hyperlink"/>
@@ -768,7 +768,7 @@
       <w:r>
         <w:t xml:space="preserve"> — modifié — </w:t>
       </w:r>
-      <w:hyperlink w:history="1" r:id="rIddoxbjtbnx-k_dva4sxt7d">
+      <w:hyperlink w:history="1" r:id="rIdwqdd8rheooknxkn4ymcny">
         <w:r>
           <w:rPr>
             <w:rStyle w:val="Hyperlink"/>
@@ -826,7 +826,7 @@
       <w:r>
         <w:t xml:space="preserve"> — modifié — </w:t>
       </w:r>
-      <w:hyperlink w:history="1" r:id="rIdrvglo515ffvq5mutgfj52">
+      <w:hyperlink w:history="1" r:id="rIdxssnenm315h2vrr_dv_8y">
         <w:r>
           <w:rPr>
             <w:rStyle w:val="Hyperlink"/>

--- a/docs/developpement/phases/word/PHASE_64_LE_STADE_EN_DIRECT_SANS_FILE_DATTENTE_ALERTES_UTILES_PENDANT_LES_VENTE.docx
+++ b/docs/developpement/phases/word/PHASE_64_LE_STADE_EN_DIRECT_SANS_FILE_DATTENTE_ALERTES_UTILES_PENDANT_LES_VENTE.docx
@@ -20,7 +20,7 @@
       <w:r>
         <w:t xml:space="preserve">FlaiX Expert · dossier de développement · généré le 2026-10-19 depuis le dépôt </w:t>
       </w:r>
-      <w:hyperlink w:history="1" r:id="rIdrvxaue5trg4dd68-q6qhg">
+      <w:hyperlink w:history="1" r:id="rId3kcvsmearxtl8pjikynr6">
         <w:r>
           <w:rPr>
             <w:rStyle w:val="Hyperlink"/>
@@ -617,7 +617,7 @@
           <w:numId w:val="2"/>
         </w:numPr>
       </w:pPr>
-      <w:hyperlink w:history="1" r:id="rId-s5rknjx_wynolb5ayngn">
+      <w:hyperlink w:history="1" r:id="rId-0ap4bwashvprtgymimbj">
         <w:r>
           <w:rPr>
             <w:rStyle w:val="Hyperlink"/>
@@ -665,7 +665,7 @@
       <w:r>
         <w:t xml:space="preserve"> — modifié — </w:t>
       </w:r>
-      <w:hyperlink w:history="1" r:id="rIdaju0myf6dat3lizmasec-">
+      <w:hyperlink w:history="1" r:id="rIdafzhzgbrwxuf-agljdxbd">
         <w:r>
           <w:rPr>
             <w:rStyle w:val="Hyperlink"/>
@@ -694,7 +694,7 @@
       <w:r>
         <w:t xml:space="preserve"> — modifié — </w:t>
       </w:r>
-      <w:hyperlink w:history="1" r:id="rIda-p09py90ij-ibrdujelg">
+      <w:hyperlink w:history="1" r:id="rId3y6670hxa9mxcehbk7p7e">
         <w:r>
           <w:rPr>
             <w:rStyle w:val="Hyperlink"/>
@@ -731,7 +731,7 @@
       <w:r>
         <w:t xml:space="preserve"> — modifié — </w:t>
       </w:r>
-      <w:hyperlink w:history="1" r:id="rIdddy5hf_ufmhqovfkyjxxb">
+      <w:hyperlink w:history="1" r:id="rId8jyj-okykpapi63p2b3yy">
         <w:r>
           <w:rPr>
             <w:rStyle w:val="Hyperlink"/>
@@ -768,7 +768,7 @@
       <w:r>
         <w:t xml:space="preserve"> — modifié — </w:t>
       </w:r>
-      <w:hyperlink w:history="1" r:id="rIdwqdd8rheooknxkn4ymcny">
+      <w:hyperlink w:history="1" r:id="rIdyga6zf_xhbercrz1er24l">
         <w:r>
           <w:rPr>
             <w:rStyle w:val="Hyperlink"/>
@@ -826,7 +826,7 @@
       <w:r>
         <w:t xml:space="preserve"> — modifié — </w:t>
       </w:r>
-      <w:hyperlink w:history="1" r:id="rIdxssnenm315h2vrr_dv_8y">
+      <w:hyperlink w:history="1" r:id="rId27thbthz4-xs3p-pmhj3z">
         <w:r>
           <w:rPr>
             <w:rStyle w:val="Hyperlink"/>

--- a/docs/developpement/phases/word/PHASE_64_LE_STADE_EN_DIRECT_SANS_FILE_DATTENTE_ALERTES_UTILES_PENDANT_LES_VENTE.docx
+++ b/docs/developpement/phases/word/PHASE_64_LE_STADE_EN_DIRECT_SANS_FILE_DATTENTE_ALERTES_UTILES_PENDANT_LES_VENTE.docx
@@ -18,9 +18,9 @@
         <w:shd w:fill="F6F3FF" w:color="auto" w:val="clear"/>
       </w:pPr>
       <w:r>
-        <w:t xml:space="preserve">FlaiX Expert · dossier de développement · généré le 2026-10-19 depuis le dépôt </w:t>
-      </w:r>
-      <w:hyperlink w:history="1" r:id="rId3kcvsmearxtl8pjikynr6">
+        <w:t xml:space="preserve">FlaiX Expert · dossier de développement · généré le 2026-10-21 depuis le dépôt </w:t>
+      </w:r>
+      <w:hyperlink w:history="1" r:id="rIdidklwdexa_1a5fd4qkgar">
         <w:r>
           <w:rPr>
             <w:rStyle w:val="Hyperlink"/>
@@ -617,7 +617,7 @@
           <w:numId w:val="2"/>
         </w:numPr>
       </w:pPr>
-      <w:hyperlink w:history="1" r:id="rId-0ap4bwashvprtgymimbj">
+      <w:hyperlink w:history="1" r:id="rIdwmssars2yyikemzkytwkw">
         <w:r>
           <w:rPr>
             <w:rStyle w:val="Hyperlink"/>
@@ -665,7 +665,7 @@
       <w:r>
         <w:t xml:space="preserve"> — modifié — </w:t>
       </w:r>
-      <w:hyperlink w:history="1" r:id="rIdafzhzgbrwxuf-agljdxbd">
+      <w:hyperlink w:history="1" r:id="rId-fwb5jkqik79vxu0jofmf">
         <w:r>
           <w:rPr>
             <w:rStyle w:val="Hyperlink"/>
@@ -694,7 +694,7 @@
       <w:r>
         <w:t xml:space="preserve"> — modifié — </w:t>
       </w:r>
-      <w:hyperlink w:history="1" r:id="rId3y6670hxa9mxcehbk7p7e">
+      <w:hyperlink w:history="1" r:id="rIdlcvu1k-dgsypajewwpus_">
         <w:r>
           <w:rPr>
             <w:rStyle w:val="Hyperlink"/>
@@ -731,7 +731,7 @@
       <w:r>
         <w:t xml:space="preserve"> — modifié — </w:t>
       </w:r>
-      <w:hyperlink w:history="1" r:id="rId8jyj-okykpapi63p2b3yy">
+      <w:hyperlink w:history="1" r:id="rIdasjejf_izia0rt6qgeuec">
         <w:r>
           <w:rPr>
             <w:rStyle w:val="Hyperlink"/>
@@ -768,7 +768,7 @@
       <w:r>
         <w:t xml:space="preserve"> — modifié — </w:t>
       </w:r>
-      <w:hyperlink w:history="1" r:id="rIdyga6zf_xhbercrz1er24l">
+      <w:hyperlink w:history="1" r:id="rIdm7k3nlvseme5yi4nkubde">
         <w:r>
           <w:rPr>
             <w:rStyle w:val="Hyperlink"/>
@@ -826,7 +826,7 @@
       <w:r>
         <w:t xml:space="preserve"> — modifié — </w:t>
       </w:r>
-      <w:hyperlink w:history="1" r:id="rId27thbthz4-xs3p-pmhj3z">
+      <w:hyperlink w:history="1" r:id="rIdt8lpmr5ogpgbbvca5g4bh">
         <w:r>
           <w:rPr>
             <w:rStyle w:val="Hyperlink"/>

--- a/docs/developpement/phases/word/PHASE_64_LE_STADE_EN_DIRECT_SANS_FILE_DATTENTE_ALERTES_UTILES_PENDANT_LES_VENTE.docx
+++ b/docs/developpement/phases/word/PHASE_64_LE_STADE_EN_DIRECT_SANS_FILE_DATTENTE_ALERTES_UTILES_PENDANT_LES_VENTE.docx
@@ -20,7 +20,7 @@
       <w:r>
         <w:t xml:space="preserve">FlaiX Expert · dossier de développement · généré le 2026-10-21 depuis le dépôt </w:t>
       </w:r>
-      <w:hyperlink w:history="1" r:id="rIdidklwdexa_1a5fd4qkgar">
+      <w:hyperlink w:history="1" r:id="rIdoc02ry_u7s8eainrhs0xm">
         <w:r>
           <w:rPr>
             <w:rStyle w:val="Hyperlink"/>
@@ -617,7 +617,7 @@
           <w:numId w:val="2"/>
         </w:numPr>
       </w:pPr>
-      <w:hyperlink w:history="1" r:id="rIdwmssars2yyikemzkytwkw">
+      <w:hyperlink w:history="1" r:id="rIdqv5dllhcpfdcwbqlusu76">
         <w:r>
           <w:rPr>
             <w:rStyle w:val="Hyperlink"/>
@@ -665,7 +665,7 @@
       <w:r>
         <w:t xml:space="preserve"> — modifié — </w:t>
       </w:r>
-      <w:hyperlink w:history="1" r:id="rId-fwb5jkqik79vxu0jofmf">
+      <w:hyperlink w:history="1" r:id="rIdj-9umffolyhcrn6bd8ibu">
         <w:r>
           <w:rPr>
             <w:rStyle w:val="Hyperlink"/>
@@ -694,7 +694,7 @@
       <w:r>
         <w:t xml:space="preserve"> — modifié — </w:t>
       </w:r>
-      <w:hyperlink w:history="1" r:id="rIdlcvu1k-dgsypajewwpus_">
+      <w:hyperlink w:history="1" r:id="rIdkewrpzoiddfqlwj75_csf">
         <w:r>
           <w:rPr>
             <w:rStyle w:val="Hyperlink"/>
@@ -731,7 +731,7 @@
       <w:r>
         <w:t xml:space="preserve"> — modifié — </w:t>
       </w:r>
-      <w:hyperlink w:history="1" r:id="rIdasjejf_izia0rt6qgeuec">
+      <w:hyperlink w:history="1" r:id="rIdiep0lnb6esuu95ridwbpt">
         <w:r>
           <w:rPr>
             <w:rStyle w:val="Hyperlink"/>
@@ -768,7 +768,7 @@
       <w:r>
         <w:t xml:space="preserve"> — modifié — </w:t>
       </w:r>
-      <w:hyperlink w:history="1" r:id="rIdm7k3nlvseme5yi4nkubde">
+      <w:hyperlink w:history="1" r:id="rIdj25n_ihkatschltaedl1u">
         <w:r>
           <w:rPr>
             <w:rStyle w:val="Hyperlink"/>
@@ -826,7 +826,7 @@
       <w:r>
         <w:t xml:space="preserve"> — modifié — </w:t>
       </w:r>
-      <w:hyperlink w:history="1" r:id="rIdt8lpmr5ogpgbbvca5g4bh">
+      <w:hyperlink w:history="1" r:id="rIdszoemm7hhgc9vpg1irykj">
         <w:r>
           <w:rPr>
             <w:rStyle w:val="Hyperlink"/>

--- a/docs/developpement/phases/word/PHASE_64_LE_STADE_EN_DIRECT_SANS_FILE_DATTENTE_ALERTES_UTILES_PENDANT_LES_VENTE.docx
+++ b/docs/developpement/phases/word/PHASE_64_LE_STADE_EN_DIRECT_SANS_FILE_DATTENTE_ALERTES_UTILES_PENDANT_LES_VENTE.docx
@@ -18,9 +18,9 @@
         <w:shd w:fill="F6F3FF" w:color="auto" w:val="clear"/>
       </w:pPr>
       <w:r>
-        <w:t xml:space="preserve">FlaiX Expert · dossier de développement · généré le 2026-10-21 depuis le dépôt </w:t>
-      </w:r>
-      <w:hyperlink w:history="1" r:id="rIdoc02ry_u7s8eainrhs0xm">
+        <w:t xml:space="preserve">FlaiX Expert · dossier de développement · généré le 2026-10-23 depuis le dépôt </w:t>
+      </w:r>
+      <w:hyperlink w:history="1" r:id="rId0t4umwsftc17unnu-04jt">
         <w:r>
           <w:rPr>
             <w:rStyle w:val="Hyperlink"/>
@@ -617,7 +617,7 @@
           <w:numId w:val="2"/>
         </w:numPr>
       </w:pPr>
-      <w:hyperlink w:history="1" r:id="rIdqv5dllhcpfdcwbqlusu76">
+      <w:hyperlink w:history="1" r:id="rIdskkadstrcf51gpg_hompf">
         <w:r>
           <w:rPr>
             <w:rStyle w:val="Hyperlink"/>
@@ -665,7 +665,7 @@
       <w:r>
         <w:t xml:space="preserve"> — modifié — </w:t>
       </w:r>
-      <w:hyperlink w:history="1" r:id="rIdj-9umffolyhcrn6bd8ibu">
+      <w:hyperlink w:history="1" r:id="rIdl9zlg6t8xg8nz5kuk03df">
         <w:r>
           <w:rPr>
             <w:rStyle w:val="Hyperlink"/>
@@ -694,7 +694,7 @@
       <w:r>
         <w:t xml:space="preserve"> — modifié — </w:t>
       </w:r>
-      <w:hyperlink w:history="1" r:id="rIdkewrpzoiddfqlwj75_csf">
+      <w:hyperlink w:history="1" r:id="rIdsuu6tmmenaxvl2c_7cil0">
         <w:r>
           <w:rPr>
             <w:rStyle w:val="Hyperlink"/>
@@ -731,7 +731,7 @@
       <w:r>
         <w:t xml:space="preserve"> — modifié — </w:t>
       </w:r>
-      <w:hyperlink w:history="1" r:id="rIdiep0lnb6esuu95ridwbpt">
+      <w:hyperlink w:history="1" r:id="rIdvo0pomva5rp2uc6zod8k5">
         <w:r>
           <w:rPr>
             <w:rStyle w:val="Hyperlink"/>
@@ -768,7 +768,7 @@
       <w:r>
         <w:t xml:space="preserve"> — modifié — </w:t>
       </w:r>
-      <w:hyperlink w:history="1" r:id="rIdj25n_ihkatschltaedl1u">
+      <w:hyperlink w:history="1" r:id="rIdzu_fxxfu4hxh_pbklcxrx">
         <w:r>
           <w:rPr>
             <w:rStyle w:val="Hyperlink"/>
@@ -826,7 +826,7 @@
       <w:r>
         <w:t xml:space="preserve"> — modifié — </w:t>
       </w:r>
-      <w:hyperlink w:history="1" r:id="rIdszoemm7hhgc9vpg1irykj">
+      <w:hyperlink w:history="1" r:id="rIdfgso8xzwjthjc9zssmtcd">
         <w:r>
           <w:rPr>
             <w:rStyle w:val="Hyperlink"/>

--- a/docs/developpement/phases/word/PHASE_64_LE_STADE_EN_DIRECT_SANS_FILE_DATTENTE_ALERTES_UTILES_PENDANT_LES_VENTE.docx
+++ b/docs/developpement/phases/word/PHASE_64_LE_STADE_EN_DIRECT_SANS_FILE_DATTENTE_ALERTES_UTILES_PENDANT_LES_VENTE.docx
@@ -18,9 +18,9 @@
         <w:shd w:fill="F6F3FF" w:color="auto" w:val="clear"/>
       </w:pPr>
       <w:r>
-        <w:t xml:space="preserve">FlaiX Expert · dossier de développement · généré le 2026-10-23 depuis le dépôt </w:t>
-      </w:r>
-      <w:hyperlink w:history="1" r:id="rId0t4umwsftc17unnu-04jt">
+        <w:t xml:space="preserve">FlaiX Expert · dossier de développement · généré le 2026-10-24 depuis le dépôt </w:t>
+      </w:r>
+      <w:hyperlink w:history="1" r:id="rId1g7r4zpdr-o6jvlowkwzj">
         <w:r>
           <w:rPr>
             <w:rStyle w:val="Hyperlink"/>
@@ -617,7 +617,7 @@
           <w:numId w:val="2"/>
         </w:numPr>
       </w:pPr>
-      <w:hyperlink w:history="1" r:id="rIdskkadstrcf51gpg_hompf">
+      <w:hyperlink w:history="1" r:id="rIdrhi7gvzvio238cosghkdg">
         <w:r>
           <w:rPr>
             <w:rStyle w:val="Hyperlink"/>
@@ -665,7 +665,7 @@
       <w:r>
         <w:t xml:space="preserve"> — modifié — </w:t>
       </w:r>
-      <w:hyperlink w:history="1" r:id="rIdl9zlg6t8xg8nz5kuk03df">
+      <w:hyperlink w:history="1" r:id="rIdlpcay6bslm9mpxih_yvmy">
         <w:r>
           <w:rPr>
             <w:rStyle w:val="Hyperlink"/>
@@ -694,7 +694,7 @@
       <w:r>
         <w:t xml:space="preserve"> — modifié — </w:t>
       </w:r>
-      <w:hyperlink w:history="1" r:id="rIdsuu6tmmenaxvl2c_7cil0">
+      <w:hyperlink w:history="1" r:id="rIdjpautmeqaybqq-q_vpenv">
         <w:r>
           <w:rPr>
             <w:rStyle w:val="Hyperlink"/>
@@ -731,7 +731,7 @@
       <w:r>
         <w:t xml:space="preserve"> — modifié — </w:t>
       </w:r>
-      <w:hyperlink w:history="1" r:id="rIdvo0pomva5rp2uc6zod8k5">
+      <w:hyperlink w:history="1" r:id="rIdker8yux6knts1hfowu2xs">
         <w:r>
           <w:rPr>
             <w:rStyle w:val="Hyperlink"/>
@@ -768,7 +768,7 @@
       <w:r>
         <w:t xml:space="preserve"> — modifié — </w:t>
       </w:r>
-      <w:hyperlink w:history="1" r:id="rIdzu_fxxfu4hxh_pbklcxrx">
+      <w:hyperlink w:history="1" r:id="rIdzhwqnfslt-jj26rffzvuq">
         <w:r>
           <w:rPr>
             <w:rStyle w:val="Hyperlink"/>
@@ -826,7 +826,7 @@
       <w:r>
         <w:t xml:space="preserve"> — modifié — </w:t>
       </w:r>
-      <w:hyperlink w:history="1" r:id="rIdfgso8xzwjthjc9zssmtcd">
+      <w:hyperlink w:history="1" r:id="rIdbgp3at7bgyc1h2kbllutd">
         <w:r>
           <w:rPr>
             <w:rStyle w:val="Hyperlink"/>

--- a/docs/developpement/phases/word/PHASE_64_LE_STADE_EN_DIRECT_SANS_FILE_DATTENTE_ALERTES_UTILES_PENDANT_LES_VENTE.docx
+++ b/docs/developpement/phases/word/PHASE_64_LE_STADE_EN_DIRECT_SANS_FILE_DATTENTE_ALERTES_UTILES_PENDANT_LES_VENTE.docx
@@ -18,9 +18,9 @@
         <w:shd w:fill="F6F3FF" w:color="auto" w:val="clear"/>
       </w:pPr>
       <w:r>
-        <w:t xml:space="preserve">FlaiX Expert · dossier de développement · généré le 2026-10-24 depuis le dépôt </w:t>
-      </w:r>
-      <w:hyperlink w:history="1" r:id="rId1g7r4zpdr-o6jvlowkwzj">
+        <w:t xml:space="preserve">FlaiX Expert · dossier de développement · généré le 2026-10-25 depuis le dépôt </w:t>
+      </w:r>
+      <w:hyperlink w:history="1" r:id="rIdo0atrebvf43kpj3drg7zj">
         <w:r>
           <w:rPr>
             <w:rStyle w:val="Hyperlink"/>
@@ -617,7 +617,7 @@
           <w:numId w:val="2"/>
         </w:numPr>
       </w:pPr>
-      <w:hyperlink w:history="1" r:id="rIdrhi7gvzvio238cosghkdg">
+      <w:hyperlink w:history="1" r:id="rIdbesdkzhx5a6ddm_8azw54">
         <w:r>
           <w:rPr>
             <w:rStyle w:val="Hyperlink"/>
@@ -665,7 +665,7 @@
       <w:r>
         <w:t xml:space="preserve"> — modifié — </w:t>
       </w:r>
-      <w:hyperlink w:history="1" r:id="rIdlpcay6bslm9mpxih_yvmy">
+      <w:hyperlink w:history="1" r:id="rId-rf26g5wc4nqixm7l5icq">
         <w:r>
           <w:rPr>
             <w:rStyle w:val="Hyperlink"/>
@@ -694,7 +694,7 @@
       <w:r>
         <w:t xml:space="preserve"> — modifié — </w:t>
       </w:r>
-      <w:hyperlink w:history="1" r:id="rIdjpautmeqaybqq-q_vpenv">
+      <w:hyperlink w:history="1" r:id="rIdmdzrr_jcbzdixpprmlqu3">
         <w:r>
           <w:rPr>
             <w:rStyle w:val="Hyperlink"/>
@@ -731,7 +731,7 @@
       <w:r>
         <w:t xml:space="preserve"> — modifié — </w:t>
       </w:r>
-      <w:hyperlink w:history="1" r:id="rIdker8yux6knts1hfowu2xs">
+      <w:hyperlink w:history="1" r:id="rIdhrfzdm9xmzinmjkzyg8wt">
         <w:r>
           <w:rPr>
             <w:rStyle w:val="Hyperlink"/>
@@ -768,7 +768,7 @@
       <w:r>
         <w:t xml:space="preserve"> — modifié — </w:t>
       </w:r>
-      <w:hyperlink w:history="1" r:id="rIdzhwqnfslt-jj26rffzvuq">
+      <w:hyperlink w:history="1" r:id="rIdizezmaa366qpfkpezivlm">
         <w:r>
           <w:rPr>
             <w:rStyle w:val="Hyperlink"/>
@@ -826,7 +826,7 @@
       <w:r>
         <w:t xml:space="preserve"> — modifié — </w:t>
       </w:r>
-      <w:hyperlink w:history="1" r:id="rIdbgp3at7bgyc1h2kbllutd">
+      <w:hyperlink w:history="1" r:id="rIda4maxlzvdzhzgwctgsr5r">
         <w:r>
           <w:rPr>
             <w:rStyle w:val="Hyperlink"/>

--- a/docs/developpement/phases/word/PHASE_64_LE_STADE_EN_DIRECT_SANS_FILE_DATTENTE_ALERTES_UTILES_PENDANT_LES_VENTE.docx
+++ b/docs/developpement/phases/word/PHASE_64_LE_STADE_EN_DIRECT_SANS_FILE_DATTENTE_ALERTES_UTILES_PENDANT_LES_VENTE.docx
@@ -20,7 +20,7 @@
       <w:r>
         <w:t xml:space="preserve">FlaiX Expert · dossier de développement · généré le 2026-10-25 depuis le dépôt </w:t>
       </w:r>
-      <w:hyperlink w:history="1" r:id="rIdo0atrebvf43kpj3drg7zj">
+      <w:hyperlink w:history="1" r:id="rIdwntnnjf0inutk4f9xsuwm">
         <w:r>
           <w:rPr>
             <w:rStyle w:val="Hyperlink"/>
@@ -617,7 +617,7 @@
           <w:numId w:val="2"/>
         </w:numPr>
       </w:pPr>
-      <w:hyperlink w:history="1" r:id="rIdbesdkzhx5a6ddm_8azw54">
+      <w:hyperlink w:history="1" r:id="rIdipvsn1pjftjivogfvbptg">
         <w:r>
           <w:rPr>
             <w:rStyle w:val="Hyperlink"/>
@@ -665,7 +665,7 @@
       <w:r>
         <w:t xml:space="preserve"> — modifié — </w:t>
       </w:r>
-      <w:hyperlink w:history="1" r:id="rId-rf26g5wc4nqixm7l5icq">
+      <w:hyperlink w:history="1" r:id="rIdowvr7pkn5lkzqdo-pvz_u">
         <w:r>
           <w:rPr>
             <w:rStyle w:val="Hyperlink"/>
@@ -694,7 +694,7 @@
       <w:r>
         <w:t xml:space="preserve"> — modifié — </w:t>
       </w:r>
-      <w:hyperlink w:history="1" r:id="rIdmdzrr_jcbzdixpprmlqu3">
+      <w:hyperlink w:history="1" r:id="rIdm8oxvesikzfdzebqrvmge">
         <w:r>
           <w:rPr>
             <w:rStyle w:val="Hyperlink"/>
@@ -731,7 +731,7 @@
       <w:r>
         <w:t xml:space="preserve"> — modifié — </w:t>
       </w:r>
-      <w:hyperlink w:history="1" r:id="rIdhrfzdm9xmzinmjkzyg8wt">
+      <w:hyperlink w:history="1" r:id="rId_hyp9geyibto_wkmziyh3">
         <w:r>
           <w:rPr>
             <w:rStyle w:val="Hyperlink"/>
@@ -768,7 +768,7 @@
       <w:r>
         <w:t xml:space="preserve"> — modifié — </w:t>
       </w:r>
-      <w:hyperlink w:history="1" r:id="rIdizezmaa366qpfkpezivlm">
+      <w:hyperlink w:history="1" r:id="rId5co-wvbcezsjegp1opstf">
         <w:r>
           <w:rPr>
             <w:rStyle w:val="Hyperlink"/>
@@ -826,7 +826,7 @@
       <w:r>
         <w:t xml:space="preserve"> — modifié — </w:t>
       </w:r>
-      <w:hyperlink w:history="1" r:id="rIda4maxlzvdzhzgwctgsr5r">
+      <w:hyperlink w:history="1" r:id="rId8jpqzbzl-j5eqhohw6eoe">
         <w:r>
           <w:rPr>
             <w:rStyle w:val="Hyperlink"/>

--- a/docs/developpement/phases/word/PHASE_64_LE_STADE_EN_DIRECT_SANS_FILE_DATTENTE_ALERTES_UTILES_PENDANT_LES_VENTE.docx
+++ b/docs/developpement/phases/word/PHASE_64_LE_STADE_EN_DIRECT_SANS_FILE_DATTENTE_ALERTES_UTILES_PENDANT_LES_VENTE.docx
@@ -20,7 +20,7 @@
       <w:r>
         <w:t xml:space="preserve">FlaiX Expert · dossier de développement · généré le 2026-10-25 depuis le dépôt </w:t>
       </w:r>
-      <w:hyperlink w:history="1" r:id="rIdwntnnjf0inutk4f9xsuwm">
+      <w:hyperlink w:history="1" r:id="rIdwuxheilxhinb73rsagxxw">
         <w:r>
           <w:rPr>
             <w:rStyle w:val="Hyperlink"/>
@@ -617,7 +617,7 @@
           <w:numId w:val="2"/>
         </w:numPr>
       </w:pPr>
-      <w:hyperlink w:history="1" r:id="rIdipvsn1pjftjivogfvbptg">
+      <w:hyperlink w:history="1" r:id="rIdtgjoerwbujyvxiunceywj">
         <w:r>
           <w:rPr>
             <w:rStyle w:val="Hyperlink"/>
@@ -665,7 +665,7 @@
       <w:r>
         <w:t xml:space="preserve"> — modifié — </w:t>
       </w:r>
-      <w:hyperlink w:history="1" r:id="rIdowvr7pkn5lkzqdo-pvz_u">
+      <w:hyperlink w:history="1" r:id="rId_yhge5upvuvei2x3vlpds">
         <w:r>
           <w:rPr>
             <w:rStyle w:val="Hyperlink"/>
@@ -694,7 +694,7 @@
       <w:r>
         <w:t xml:space="preserve"> — modifié — </w:t>
       </w:r>
-      <w:hyperlink w:history="1" r:id="rIdm8oxvesikzfdzebqrvmge">
+      <w:hyperlink w:history="1" r:id="rId1qwoms4hh4cm0awy2vm5-">
         <w:r>
           <w:rPr>
             <w:rStyle w:val="Hyperlink"/>
@@ -731,7 +731,7 @@
       <w:r>
         <w:t xml:space="preserve"> — modifié — </w:t>
       </w:r>
-      <w:hyperlink w:history="1" r:id="rId_hyp9geyibto_wkmziyh3">
+      <w:hyperlink w:history="1" r:id="rIdp4hu0kr-vfz-rsugontow">
         <w:r>
           <w:rPr>
             <w:rStyle w:val="Hyperlink"/>
@@ -768,7 +768,7 @@
       <w:r>
         <w:t xml:space="preserve"> — modifié — </w:t>
       </w:r>
-      <w:hyperlink w:history="1" r:id="rId5co-wvbcezsjegp1opstf">
+      <w:hyperlink w:history="1" r:id="rIdy8k8yvvksca2bwiwfpncy">
         <w:r>
           <w:rPr>
             <w:rStyle w:val="Hyperlink"/>
@@ -826,7 +826,7 @@
       <w:r>
         <w:t xml:space="preserve"> — modifié — </w:t>
       </w:r>
-      <w:hyperlink w:history="1" r:id="rId8jpqzbzl-j5eqhohw6eoe">
+      <w:hyperlink w:history="1" r:id="rIdomjyx-9py_wt7ici8j0z2">
         <w:r>
           <w:rPr>
             <w:rStyle w:val="Hyperlink"/>
